--- a/EduVerse_Flutter_Frontend_Documentation.docx
+++ b/EduVerse_Flutter_Frontend_Documentation.docx
@@ -153,10 +153,7 @@
         <w:t>Flashcard Study System</w:t>
       </w:r>
       <w:r>
-        <w:t xml:space="preserve"> </w:t>
-      </w:r>
-      <w:r>
-        <w:t>(Frontend Only)</w:t>
+        <w:t xml:space="preserve"> (Frontend Only)</w:t>
       </w:r>
     </w:p>
     <w:p>
@@ -1709,7 +1706,7 @@
   <w:abstractNum w:abstractNumId="8" w15:restartNumberingAfterBreak="0">
     <w:nsid w:val="FFFFFF89"/>
     <w:multiLevelType w:val="singleLevel"/>
-    <w:tmpl w:val="29761A62"/>
+    <w:tmpl w:val="CF384F68"/>
     <w:lvl w:ilvl="0">
       <w:start w:val="1"/>
       <w:numFmt w:val="bullet"/>
